--- a/exports/karneler/261_IPEK_NUR_USTA_Karne.docx
+++ b/exports/karneler/261_IPEK_NUR_USTA_Karne.docx
@@ -27,7 +27,7 @@
           <w:color w:val="646464"/>
           <w:sz w:val="17"/>
         </w:rPr>
-        <w:t>Deneme Sınavı: 2026-2027  PARAF LGS 1 | Kurumsal Başarı ve Takip Sistemi</w:t>
+        <w:t>Deneme Sınavı: PARAF LGS 1 | Kurumsal Başarı ve Takip Sistemi</w:t>
       </w:r>
     </w:p>
     <w:tbl>
@@ -1732,6 +1732,32 @@
               <w:t>Fen Bilimleri netin: 1.33 (5 Doğru, 11 Yanlış, 4 Boş). Fen Bilimleri dersi öncelikli müdahale alanındır (1.33 Net, 11 Yanlış). Kesin Kural: Emin olmadığın soruları rastgele tahminle işaretleme; bilmediğini boş bırakmak dahi netini hemen yükseltecektir. 'Mevsimlerin Oluşumu' (%7) temel kavramlarını sıfırdan çalış. Haftalık 30 temel seviye kazanım sorusu çöz ve yapamadığın her soruyu öğretmenine sor.</w:t>
             </w:r>
           </w:p>
+          <w:p>
+            <w:pPr>
+              <w:spacing w:after="20"/>
+            </w:pPr>
+            <w:r>
+              <w:rPr>
+                <w:b/>
+                <w:color w:val="C0392B"/>
+                <w:sz w:val="15"/>
+              </w:rPr>
+              <w:t xml:space="preserve">📺 Önerilen YouTube Desteği (Temel Seviye): </w:t>
+            </w:r>
+            <w:r>
+              <w:rPr>
+                <w:b/>
+                <w:sz w:val="15"/>
+              </w:rPr>
+              <w:t xml:space="preserve">Kanal: Derslike | </w:t>
+            </w:r>
+            <w:r>
+              <w:rPr>
+                <w:sz w:val="15"/>
+              </w:rPr>
+              <w:t>Odak: Görsel ve 3D Animasyonlu Temel Anlatım. Taktik: Mevsimler ve İklim konularındaki 3D modellemeleri ve Güneş ışınlarının geliş açılarını dikkatle izle.</w:t>
+            </w:r>
+          </w:p>
         </w:tc>
       </w:tr>
     </w:tbl>
@@ -1876,7 +1902,33 @@
               <w:rPr>
                 <w:sz w:val="15"/>
               </w:rPr>
-              <w:t>Matematik netin: 2.00 (5 Doğru, 9 Yanlış, 6 Boş). Matematik dersi LGS başarında en kritik sıçrama alanındır (2.00 Net, 9 Yanlış). Stratejik Kural: Bilmediğin soruyu boş bırakmak 0.33 net kazandırır; rastgele tahmin yapmayı derhal bırak! Öncelikle [EBOB-EKOK Problemleri, Çarpanlar ve Katlar / Asal Çarpanlar] konularındaki temel kazanım kavrama testlerini çöz. Haftalık 40 temel-orta düzey soru kotası koy ve yanlış defteri tut.</w:t>
+              <w:t xml:space="preserve">Matematik netin: 2.00 (5 Doğru, 9 Yanlış, 6 Boş). Matematik dersi LGS başarında en kritik sıçrama alanındır (2.00 Net, 9 Yanlış). Stratejik Kural: Bilmediğin soruyu boş bırakmak 0.33 net kazandırır; rastgele tahmin yapmayı derhal bırak! Öncelikle [EBOB-EKOK Problemleri, Çarpanlar ve Katlar / Asal Çarpanlar] konularındaki temel kazanım kavrama testlerini çöz. </w:t>
+            </w:r>
+          </w:p>
+          <w:p>
+            <w:pPr>
+              <w:spacing w:after="20"/>
+            </w:pPr>
+            <w:r>
+              <w:rPr>
+                <w:b/>
+                <w:color w:val="C0392B"/>
+                <w:sz w:val="15"/>
+              </w:rPr>
+              <w:t xml:space="preserve">📺 Önerilen YouTube Desteği (Temel Seviye): </w:t>
+            </w:r>
+            <w:r>
+              <w:rPr>
+                <w:b/>
+                <w:sz w:val="15"/>
+              </w:rPr>
+              <w:t xml:space="preserve">Kanal: Partikül Matematik | </w:t>
+            </w:r>
+            <w:r>
+              <w:rPr>
+                <w:sz w:val="15"/>
+              </w:rPr>
+              <w:t>Odak: Temel Kavramlar &amp; Adım Adım Konu Anlatımı. Taktik: Videoyu durdurarak hocayla birlikte işlem yap; temel soru tiplerini not alıp kavrama testlerine geç.</w:t>
             </w:r>
           </w:p>
         </w:tc>
@@ -2026,6 +2078,32 @@
               <w:t>Türkçe branş netin: 9.67 (12 Doğru, 7 Yanlış, 1 Boş). Türkçe branşında 7 yanlış ciddi bir net kaybına yol açmış (9.67 Net). Acilen sıfır çektiğin [Öznel ve Nesnel Anlatımlı Cümleler, Sebep-Sonuç, Amaç-Sonuç Cümleleri, Soru-Cevap] konularını konu fasikülünden çalış. Paragrafı kendi yorumunla değil metindeki kanıtla çöz; günde 20 paragraf + 10 dil bilgisi çöz.</w:t>
             </w:r>
           </w:p>
+          <w:p>
+            <w:pPr>
+              <w:spacing w:after="20"/>
+            </w:pPr>
+            <w:r>
+              <w:rPr>
+                <w:b/>
+                <w:color w:val="C0392B"/>
+                <w:sz w:val="15"/>
+              </w:rPr>
+              <w:t xml:space="preserve">📺 Önerilen YouTube Desteği (Orta Seviye): </w:t>
+            </w:r>
+            <w:r>
+              <w:rPr>
+                <w:b/>
+                <w:sz w:val="15"/>
+              </w:rPr>
+              <w:t xml:space="preserve">Kanal: Hız Yayınları - Ebubekir Hoca | </w:t>
+            </w:r>
+            <w:r>
+              <w:rPr>
+                <w:sz w:val="15"/>
+              </w:rPr>
+              <w:t>Odak: Paragraf Taktikleri &amp; Çeldirici Eleme. Taktik: Paragraf sorularında hocanın anahtar kelimeleri ve metin kanıtlarını nasıl çizdiğine dikkat et.</w:t>
+            </w:r>
+          </w:p>
         </w:tc>
       </w:tr>
     </w:tbl>
@@ -2173,6 +2251,32 @@
               <w:t>İnkılap Tarihi netin: 4.00 (5 Doğru, 3 Yanlış, 2 Boş). Hedeflenen seviyenin altında kalındı (4.00 Net). Sıfır çektiğin [Uyanan Avrupa ve Sarsılan Osmanlı] konusundaki kavram haritalarını çalış. Pekiştirilmesi gereken [Mustafa Kemal'in Öğrenim Hayatı (%67), Mustafa Kemal'in Askerlik Hayatı (%67)] konularında kronoloji tablosu çıkar. Sorularda 'Yalnızca bu bilgiye göre' köklerine dikkat et; metne sadık kal. Haftalık 25 soru çöz.</w:t>
             </w:r>
           </w:p>
+          <w:p>
+            <w:pPr>
+              <w:spacing w:after="20"/>
+            </w:pPr>
+            <w:r>
+              <w:rPr>
+                <w:b/>
+                <w:color w:val="C0392B"/>
+                <w:sz w:val="15"/>
+              </w:rPr>
+              <w:t xml:space="preserve">📺 Önerilen YouTube Desteği (Temel Seviye): </w:t>
+            </w:r>
+            <w:r>
+              <w:rPr>
+                <w:b/>
+                <w:sz w:val="15"/>
+              </w:rPr>
+              <w:t xml:space="preserve">Kanal: Sosyal Kale | </w:t>
+            </w:r>
+            <w:r>
+              <w:rPr>
+                <w:sz w:val="15"/>
+              </w:rPr>
+              <w:t>Odak: Kronolojik Hikayeleştirme &amp; Kavram Haritaları. Taktik: Mustafa Kemal'in askerlik ve fikir hayatını harita ve kronoloji üzerinden hocayla takip et.</w:t>
+            </w:r>
+          </w:p>
         </w:tc>
       </w:tr>
     </w:tbl>
@@ -2299,6 +2403,32 @@
                 <w:sz w:val="15"/>
               </w:rPr>
               <w:t>Din Kültürü netin: 6.00 (7 Doğru, 3 Yanlış, 0 Boş). Din Kültürü netin (6.00) potansiyelinin altında. Kavram karmaşası yaşanan [Kader ve Kaza İnancı (%33), İnsanın İradesi ve Kader (%50)] alanlarına odaklan. Ömür, ecel, rızık, tevekkül, cüzi/külli irade kavramlarını sözlük kartlarına yazıp ezberle. Ayet-el Kürsi ana fikrine ve yasalara çalış.</w:t>
+            </w:r>
+          </w:p>
+          <w:p>
+            <w:pPr>
+              <w:spacing w:after="20"/>
+            </w:pPr>
+            <w:r>
+              <w:rPr>
+                <w:b/>
+                <w:color w:val="C0392B"/>
+                <w:sz w:val="15"/>
+              </w:rPr>
+              <w:t xml:space="preserve">📺 Önerilen YouTube Desteği (Orta Seviye): </w:t>
+            </w:r>
+            <w:r>
+              <w:rPr>
+                <w:b/>
+                <w:sz w:val="15"/>
+              </w:rPr>
+              <w:t xml:space="preserve">Kanal: Cebrail Hocam | </w:t>
+            </w:r>
+            <w:r>
+              <w:rPr>
+                <w:sz w:val="15"/>
+              </w:rPr>
+              <w:t>Odak: Ayet Yorumlama &amp; MEB Örnek Soruları. Taktik: Ayet-el Kürsi ana fikri ve evrensel yasalarla ilgili soru kalıplarını videoyla paralel çöz.</w:t>
             </w:r>
           </w:p>
         </w:tc>
@@ -2446,6 +2576,32 @@
                 <w:sz w:val="15"/>
               </w:rPr>
               <w:t>İngilizce branş netin: -1.33 (1 Doğru, 7 Yanlış, 2 Boş). İngilizce branşında -1.33 net ile hedefin gerisinde kalındı. Sıfır çektiğin [Davet Kartları / Mektupları (Invitation), Daveti Kabul &amp; Reddetme Kalıpları, Basit Sorular Sorma (Simple Inquiries), Friendship Okuduğunu Anlama, Mazeret Bildirme ve Özür Dileme] soru kalıplarını tekrar et. Pekiştirilmesi gereken [Kişisel Özellikler / Sıfatlar (Qualities) (%33)] kalıplarını çalış. Davet etme (Would you like...), kabul/ret ve mazeret kalıplarını ve Friendship sıfatlarını her gün 5 kelime kartıyla çalış. Rastgele işaretleme yapma.</w:t>
+            </w:r>
+          </w:p>
+          <w:p>
+            <w:pPr>
+              <w:spacing w:after="20"/>
+            </w:pPr>
+            <w:r>
+              <w:rPr>
+                <w:b/>
+                <w:color w:val="C0392B"/>
+                <w:sz w:val="15"/>
+              </w:rPr>
+              <w:t xml:space="preserve">📺 Önerilen YouTube Desteği (Temel Seviye): </w:t>
+            </w:r>
+            <w:r>
+              <w:rPr>
+                <w:b/>
+                <w:sz w:val="15"/>
+              </w:rPr>
+              <w:t xml:space="preserve">Kanal: Tonguç Akademi | </w:t>
+            </w:r>
+            <w:r>
+              <w:rPr>
+                <w:sz w:val="15"/>
+              </w:rPr>
+              <w:t>Odak: Temel Kelimeler &amp; Kalıp Cümleler. Taktik: Friendship ünitesi kelimelerini ve Türkçelerini sesli tekrar ederek kelime defterine geçir.</w:t>
             </w:r>
           </w:p>
         </w:tc>

--- a/exports/karneler/261_IPEK_NUR_USTA_Karne.docx
+++ b/exports/karneler/261_IPEK_NUR_USTA_Karne.docx
@@ -2095,7 +2095,7 @@
                 <w:b/>
                 <w:sz w:val="15"/>
               </w:rPr>
-              <w:t xml:space="preserve">Kanal: Hız Yayınları - Ebubekir Hoca | </w:t>
+              <w:t xml:space="preserve">Kanal: Hız Yayınları veya Ebubekir Hoca ile Türkçe | </w:t>
             </w:r>
             <w:r>
               <w:rPr>

--- a/exports/karneler/261_IPEK_NUR_USTA_Karne.docx
+++ b/exports/karneler/261_IPEK_NUR_USTA_Karne.docx
@@ -27,7 +27,7 @@
           <w:color w:val="646464"/>
           <w:sz w:val="17"/>
         </w:rPr>
-        <w:t>Deneme Sınavı: PARAF LGS 1 | Kurumsal Başarı ve Takip Sistemi</w:t>
+        <w:t>Deneme Sınavı: 2026-2027  NARTEST LGS 1 | Kurumsal Başarı ve Takip Sistemi</w:t>
       </w:r>
     </w:p>
     <w:tbl>
@@ -169,7 +169,7 @@
               <w:rPr>
                 <w:sz w:val="16"/>
               </w:rPr>
-              <w:t>21.67 Net / 253.53 Puan</w:t>
+              <w:t>38.33 Net / 310.12 Puan</w:t>
             </w:r>
           </w:p>
         </w:tc>
@@ -209,7 +209,7 @@
               <w:rPr>
                 <w:sz w:val="16"/>
               </w:rPr>
-              <w:t>Sınıf: 21/27 | Okul: 74/110 | TG: 9119 (Dilim: %88.06)</w:t>
+              <w:t>Sınıf: 18 / 28 | Okul: 35 / 56 | TG: 2422 (Dilim: %79.46)</w:t>
             </w:r>
           </w:p>
         </w:tc>
@@ -483,7 +483,7 @@
               <w:rPr>
                 <w:sz w:val="15"/>
               </w:rPr>
-              <w:t>12</w:t>
+              <w:t>18</w:t>
             </w:r>
           </w:p>
         </w:tc>
@@ -505,7 +505,7 @@
               <w:rPr>
                 <w:sz w:val="15"/>
               </w:rPr>
-              <w:t>7</w:t>
+              <w:t>2</w:t>
             </w:r>
           </w:p>
         </w:tc>
@@ -527,7 +527,7 @@
               <w:rPr>
                 <w:sz w:val="15"/>
               </w:rPr>
-              <w:t>1</w:t>
+              <w:t>0</w:t>
             </w:r>
           </w:p>
         </w:tc>
@@ -549,7 +549,7 @@
               <w:rPr>
                 <w:sz w:val="15"/>
               </w:rPr>
-              <w:t>9.67</w:t>
+              <w:t>17.33</w:t>
             </w:r>
           </w:p>
         </w:tc>
@@ -571,7 +571,7 @@
               <w:rPr>
                 <w:sz w:val="15"/>
               </w:rPr>
-              <w:t>%48.4</w:t>
+              <w:t>%86.6</w:t>
             </w:r>
           </w:p>
         </w:tc>
@@ -639,7 +639,7 @@
               <w:rPr>
                 <w:sz w:val="15"/>
               </w:rPr>
-              <w:t>5</w:t>
+              <w:t>7</w:t>
             </w:r>
           </w:p>
         </w:tc>
@@ -661,7 +661,7 @@
               <w:rPr>
                 <w:sz w:val="15"/>
               </w:rPr>
-              <w:t>3</w:t>
+              <w:t>1</w:t>
             </w:r>
           </w:p>
         </w:tc>
@@ -705,7 +705,7 @@
               <w:rPr>
                 <w:sz w:val="15"/>
               </w:rPr>
-              <w:t>4.00</w:t>
+              <w:t>6.67</w:t>
             </w:r>
           </w:p>
         </w:tc>
@@ -727,7 +727,7 @@
               <w:rPr>
                 <w:sz w:val="15"/>
               </w:rPr>
-              <w:t>%40.0</w:t>
+              <w:t>%66.7</w:t>
             </w:r>
           </w:p>
         </w:tc>
@@ -795,7 +795,7 @@
               <w:rPr>
                 <w:sz w:val="15"/>
               </w:rPr>
-              <w:t>7</w:t>
+              <w:t>8</w:t>
             </w:r>
           </w:p>
         </w:tc>
@@ -817,7 +817,7 @@
               <w:rPr>
                 <w:sz w:val="15"/>
               </w:rPr>
-              <w:t>3</w:t>
+              <w:t>2</w:t>
             </w:r>
           </w:p>
         </w:tc>
@@ -861,7 +861,7 @@
               <w:rPr>
                 <w:sz w:val="15"/>
               </w:rPr>
-              <w:t>6.00</w:t>
+              <w:t>7.33</w:t>
             </w:r>
           </w:p>
         </w:tc>
@@ -883,7 +883,7 @@
               <w:rPr>
                 <w:sz w:val="15"/>
               </w:rPr>
-              <w:t>%60.0</w:t>
+              <w:t>%73.3</w:t>
             </w:r>
           </w:p>
         </w:tc>
@@ -951,7 +951,7 @@
               <w:rPr>
                 <w:sz w:val="15"/>
               </w:rPr>
-              <w:t>1</w:t>
+              <w:t>3</w:t>
             </w:r>
           </w:p>
         </w:tc>
@@ -973,7 +973,7 @@
               <w:rPr>
                 <w:sz w:val="15"/>
               </w:rPr>
-              <w:t>7</w:t>
+              <w:t>5</w:t>
             </w:r>
           </w:p>
         </w:tc>
@@ -1017,7 +1017,7 @@
               <w:rPr>
                 <w:sz w:val="15"/>
               </w:rPr>
-              <w:t>-1.33</w:t>
+              <w:t>1.33</w:t>
             </w:r>
           </w:p>
         </w:tc>
@@ -1039,7 +1039,7 @@
               <w:rPr>
                 <w:sz w:val="15"/>
               </w:rPr>
-              <w:t>%0.0</w:t>
+              <w:t>%13.3</w:t>
             </w:r>
           </w:p>
         </w:tc>
@@ -1107,7 +1107,7 @@
               <w:rPr>
                 <w:sz w:val="15"/>
               </w:rPr>
-              <w:t>5</w:t>
+              <w:t>4</w:t>
             </w:r>
           </w:p>
         </w:tc>
@@ -1151,7 +1151,7 @@
               <w:rPr>
                 <w:sz w:val="15"/>
               </w:rPr>
-              <w:t>6</w:t>
+              <w:t>7</w:t>
             </w:r>
           </w:p>
         </w:tc>
@@ -1173,7 +1173,7 @@
               <w:rPr>
                 <w:sz w:val="15"/>
               </w:rPr>
-              <w:t>2.00</w:t>
+              <w:t>1.00</w:t>
             </w:r>
           </w:p>
         </w:tc>
@@ -1195,7 +1195,7 @@
               <w:rPr>
                 <w:sz w:val="15"/>
               </w:rPr>
-              <w:t>%10.0</w:t>
+              <w:t>%5.0</w:t>
             </w:r>
           </w:p>
         </w:tc>
@@ -1263,7 +1263,7 @@
               <w:rPr>
                 <w:sz w:val="15"/>
               </w:rPr>
-              <w:t>5</w:t>
+              <w:t>7</w:t>
             </w:r>
           </w:p>
         </w:tc>
@@ -1285,7 +1285,7 @@
               <w:rPr>
                 <w:sz w:val="15"/>
               </w:rPr>
-              <w:t>11</w:t>
+              <w:t>7</w:t>
             </w:r>
           </w:p>
         </w:tc>
@@ -1307,7 +1307,7 @@
               <w:rPr>
                 <w:sz w:val="15"/>
               </w:rPr>
-              <w:t>4</w:t>
+              <w:t>6</w:t>
             </w:r>
           </w:p>
         </w:tc>
@@ -1329,7 +1329,7 @@
               <w:rPr>
                 <w:sz w:val="15"/>
               </w:rPr>
-              <w:t>1.33</w:t>
+              <w:t>4.67</w:t>
             </w:r>
           </w:p>
         </w:tc>
@@ -1351,7 +1351,7 @@
               <w:rPr>
                 <w:sz w:val="15"/>
               </w:rPr>
-              <w:t>%6.7</w:t>
+              <w:t>%23.3</w:t>
             </w:r>
           </w:p>
         </w:tc>
@@ -1425,7 +1425,7 @@
                 <w:b/>
                 <w:sz w:val="15"/>
               </w:rPr>
-              <w:t>35</w:t>
+              <w:t>47</w:t>
             </w:r>
           </w:p>
         </w:tc>
@@ -1449,7 +1449,7 @@
                 <w:b/>
                 <w:sz w:val="15"/>
               </w:rPr>
-              <w:t>40</w:t>
+              <w:t>26</w:t>
             </w:r>
           </w:p>
         </w:tc>
@@ -1473,7 +1473,7 @@
                 <w:b/>
                 <w:sz w:val="15"/>
               </w:rPr>
-              <w:t>15</w:t>
+              <w:t>17</w:t>
             </w:r>
           </w:p>
         </w:tc>
@@ -1497,7 +1497,7 @@
                 <w:b/>
                 <w:sz w:val="15"/>
               </w:rPr>
-              <w:t>21.67</w:t>
+              <w:t>38.33</w:t>
             </w:r>
           </w:p>
         </w:tc>
@@ -1521,7 +1521,629 @@
                 <w:b/>
                 <w:sz w:val="15"/>
               </w:rPr>
-              <w:t>%24.1</w:t>
+              <w:t>%42.6</w:t>
+            </w:r>
+          </w:p>
+        </w:tc>
+      </w:tr>
+    </w:tbl>
+    <w:p>
+      <w:pPr>
+        <w:spacing w:before="80" w:after="40"/>
+      </w:pPr>
+      <w:r>
+        <w:rPr>
+          <w:b/>
+          <w:color w:val="1F497D"/>
+          <w:sz w:val="18"/>
+        </w:rPr>
+        <w:t>1. DENEMELER ARASI GELİŞİM VE AKADEMİK DEĞİŞİM ANALİZİ (PARAF 1 ➔ NARTEST 1)</w:t>
+      </w:r>
+    </w:p>
+    <w:tbl>
+      <w:tblPr>
+        <w:tblW w:type="auto" w:w="0"/>
+        <w:jc w:val="center"/>
+        <w:tblLook w:firstColumn="1" w:firstRow="1" w:lastColumn="0" w:lastRow="0" w:noHBand="0" w:noVBand="1" w:val="04A0"/>
+        <w:tblBorders>
+          <w:top w:val="single" w:sz="4" w:space="0" w:color="B0C4DE"/>
+          <w:left w:val="single" w:sz="4" w:space="0" w:color="B0C4DE"/>
+          <w:bottom w:val="single" w:sz="4" w:space="0" w:color="B0C4DE"/>
+          <w:right w:val="single" w:sz="4" w:space="0" w:color="B0C4DE"/>
+          <w:insideH w:val="single" w:sz="4" w:space="0" w:color="B0C4DE"/>
+          <w:insideV w:val="single" w:sz="4" w:space="0" w:color="B0C4DE"/>
+        </w:tblBorders>
+      </w:tblPr>
+      <w:tblGrid>
+        <w:gridCol w:w="2160"/>
+        <w:gridCol w:w="2160"/>
+        <w:gridCol w:w="2160"/>
+        <w:gridCol w:w="2160"/>
+        <w:gridCol w:w="2160"/>
+      </w:tblGrid>
+      <w:tr>
+        <w:tc>
+          <w:tcPr>
+            <w:tcW w:type="dxa" w:w="2160"/>
+            <w:shd w:fill="1F497D"/>
+            <w:tcMar>
+              <w:top w:w="25" w:type="dxa"/>
+              <w:bottom w:w="25" w:type="dxa"/>
+              <w:left w:w="35" w:type="dxa"/>
+              <w:right w:w="35" w:type="dxa"/>
+            </w:tcMar>
+          </w:tcPr>
+          <w:p>
+            <w:pPr>
+              <w:jc w:val="left"/>
+            </w:pPr>
+            <w:r>
+              <w:rPr>
+                <w:b/>
+                <w:color w:val="FFFFFF"/>
+                <w:sz w:val="15"/>
+              </w:rPr>
+              <w:t>Değerlendirme Kriteri</w:t>
+            </w:r>
+          </w:p>
+        </w:tc>
+        <w:tc>
+          <w:tcPr>
+            <w:tcW w:type="dxa" w:w="2160"/>
+            <w:shd w:fill="1F497D"/>
+            <w:tcMar>
+              <w:top w:w="25" w:type="dxa"/>
+              <w:bottom w:w="25" w:type="dxa"/>
+              <w:left w:w="35" w:type="dxa"/>
+              <w:right w:w="35" w:type="dxa"/>
+            </w:tcMar>
+          </w:tcPr>
+          <w:p>
+            <w:pPr>
+              <w:jc w:val="center"/>
+            </w:pPr>
+            <w:r>
+              <w:rPr>
+                <w:b/>
+                <w:color w:val="FFFFFF"/>
+                <w:sz w:val="15"/>
+              </w:rPr>
+              <w:t>1. Deneme (PARAF)</w:t>
+            </w:r>
+          </w:p>
+        </w:tc>
+        <w:tc>
+          <w:tcPr>
+            <w:tcW w:type="dxa" w:w="2160"/>
+            <w:shd w:fill="1F497D"/>
+            <w:tcMar>
+              <w:top w:w="25" w:type="dxa"/>
+              <w:bottom w:w="25" w:type="dxa"/>
+              <w:left w:w="35" w:type="dxa"/>
+              <w:right w:w="35" w:type="dxa"/>
+            </w:tcMar>
+          </w:tcPr>
+          <w:p>
+            <w:pPr>
+              <w:jc w:val="center"/>
+            </w:pPr>
+            <w:r>
+              <w:rPr>
+                <w:b/>
+                <w:color w:val="FFFFFF"/>
+                <w:sz w:val="15"/>
+              </w:rPr>
+              <w:t>2. Deneme (NARTEST)</w:t>
+            </w:r>
+          </w:p>
+        </w:tc>
+        <w:tc>
+          <w:tcPr>
+            <w:tcW w:type="dxa" w:w="2160"/>
+            <w:shd w:fill="1F497D"/>
+            <w:tcMar>
+              <w:top w:w="25" w:type="dxa"/>
+              <w:bottom w:w="25" w:type="dxa"/>
+              <w:left w:w="35" w:type="dxa"/>
+              <w:right w:w="35" w:type="dxa"/>
+            </w:tcMar>
+          </w:tcPr>
+          <w:p>
+            <w:pPr>
+              <w:jc w:val="center"/>
+            </w:pPr>
+            <w:r>
+              <w:rPr>
+                <w:b/>
+                <w:color w:val="FFFFFF"/>
+                <w:sz w:val="15"/>
+              </w:rPr>
+              <w:t>Sınavlar Arası Fark</w:t>
+            </w:r>
+          </w:p>
+        </w:tc>
+        <w:tc>
+          <w:tcPr>
+            <w:tcW w:type="dxa" w:w="2160"/>
+            <w:shd w:fill="1F497D"/>
+            <w:tcMar>
+              <w:top w:w="25" w:type="dxa"/>
+              <w:bottom w:w="25" w:type="dxa"/>
+              <w:left w:w="35" w:type="dxa"/>
+              <w:right w:w="35" w:type="dxa"/>
+            </w:tcMar>
+          </w:tcPr>
+          <w:p>
+            <w:pPr>
+              <w:jc w:val="center"/>
+            </w:pPr>
+            <w:r>
+              <w:rPr>
+                <w:b/>
+                <w:color w:val="FFFFFF"/>
+                <w:sz w:val="15"/>
+              </w:rPr>
+              <w:t>Gelişim Durumu</w:t>
+            </w:r>
+          </w:p>
+        </w:tc>
+      </w:tr>
+      <w:tr>
+        <w:tc>
+          <w:tcPr>
+            <w:tcW w:type="dxa" w:w="2160"/>
+            <w:tcMar>
+              <w:top w:w="20" w:type="dxa"/>
+              <w:bottom w:w="20" w:type="dxa"/>
+              <w:left w:w="35" w:type="dxa"/>
+              <w:right w:w="35" w:type="dxa"/>
+            </w:tcMar>
+            <w:shd w:fill="F0F4F8"/>
+          </w:tcPr>
+          <w:p>
+            <w:pPr>
+              <w:jc w:val="left"/>
+            </w:pPr>
+            <w:r>
+              <w:rPr>
+                <w:sz w:val="15"/>
+              </w:rPr>
+              <w:t>Toplam Net</w:t>
+            </w:r>
+          </w:p>
+        </w:tc>
+        <w:tc>
+          <w:tcPr>
+            <w:tcW w:type="dxa" w:w="2160"/>
+            <w:tcMar>
+              <w:top w:w="20" w:type="dxa"/>
+              <w:bottom w:w="20" w:type="dxa"/>
+              <w:left w:w="35" w:type="dxa"/>
+              <w:right w:w="35" w:type="dxa"/>
+            </w:tcMar>
+            <w:shd w:fill="F0F4F8"/>
+          </w:tcPr>
+          <w:p>
+            <w:pPr>
+              <w:jc w:val="center"/>
+            </w:pPr>
+            <w:r>
+              <w:rPr>
+                <w:sz w:val="15"/>
+              </w:rPr>
+              <w:t>21.67 Net</w:t>
+            </w:r>
+          </w:p>
+        </w:tc>
+        <w:tc>
+          <w:tcPr>
+            <w:tcW w:type="dxa" w:w="2160"/>
+            <w:tcMar>
+              <w:top w:w="20" w:type="dxa"/>
+              <w:bottom w:w="20" w:type="dxa"/>
+              <w:left w:w="35" w:type="dxa"/>
+              <w:right w:w="35" w:type="dxa"/>
+            </w:tcMar>
+            <w:shd w:fill="F0F4F8"/>
+          </w:tcPr>
+          <w:p>
+            <w:pPr>
+              <w:jc w:val="center"/>
+            </w:pPr>
+            <w:r>
+              <w:rPr>
+                <w:sz w:val="15"/>
+              </w:rPr>
+              <w:t>38.33 Net</w:t>
+            </w:r>
+          </w:p>
+        </w:tc>
+        <w:tc>
+          <w:tcPr>
+            <w:tcW w:type="dxa" w:w="2160"/>
+            <w:tcMar>
+              <w:top w:w="20" w:type="dxa"/>
+              <w:bottom w:w="20" w:type="dxa"/>
+              <w:left w:w="35" w:type="dxa"/>
+              <w:right w:w="35" w:type="dxa"/>
+            </w:tcMar>
+            <w:shd w:fill="E8F8F5"/>
+          </w:tcPr>
+          <w:p>
+            <w:pPr>
+              <w:jc w:val="center"/>
+            </w:pPr>
+            <w:r>
+              <w:rPr>
+                <w:b/>
+                <w:sz w:val="15"/>
+              </w:rPr>
+              <w:t>+16.66 Net</w:t>
+            </w:r>
+          </w:p>
+        </w:tc>
+        <w:tc>
+          <w:tcPr>
+            <w:tcW w:type="dxa" w:w="2160"/>
+            <w:tcMar>
+              <w:top w:w="20" w:type="dxa"/>
+              <w:bottom w:w="20" w:type="dxa"/>
+              <w:left w:w="35" w:type="dxa"/>
+              <w:right w:w="35" w:type="dxa"/>
+            </w:tcMar>
+            <w:shd w:fill="F0F4F8"/>
+          </w:tcPr>
+          <w:p>
+            <w:pPr>
+              <w:jc w:val="center"/>
+            </w:pPr>
+            <w:r>
+              <w:rPr>
+                <w:sz w:val="15"/>
+              </w:rPr>
+              <w:t>🚀 Çok Güçlü İlerleme</w:t>
+            </w:r>
+          </w:p>
+        </w:tc>
+      </w:tr>
+      <w:tr>
+        <w:tc>
+          <w:tcPr>
+            <w:tcW w:type="dxa" w:w="2160"/>
+            <w:tcMar>
+              <w:top w:w="20" w:type="dxa"/>
+              <w:bottom w:w="20" w:type="dxa"/>
+              <w:left w:w="35" w:type="dxa"/>
+              <w:right w:w="35" w:type="dxa"/>
+            </w:tcMar>
+          </w:tcPr>
+          <w:p>
+            <w:pPr>
+              <w:jc w:val="left"/>
+            </w:pPr>
+            <w:r>
+              <w:rPr>
+                <w:sz w:val="15"/>
+              </w:rPr>
+              <w:t>LGS Puanı</w:t>
+            </w:r>
+          </w:p>
+        </w:tc>
+        <w:tc>
+          <w:tcPr>
+            <w:tcW w:type="dxa" w:w="2160"/>
+            <w:tcMar>
+              <w:top w:w="20" w:type="dxa"/>
+              <w:bottom w:w="20" w:type="dxa"/>
+              <w:left w:w="35" w:type="dxa"/>
+              <w:right w:w="35" w:type="dxa"/>
+            </w:tcMar>
+          </w:tcPr>
+          <w:p>
+            <w:pPr>
+              <w:jc w:val="center"/>
+            </w:pPr>
+            <w:r>
+              <w:rPr>
+                <w:sz w:val="15"/>
+              </w:rPr>
+              <w:t>253.53 Puan</w:t>
+            </w:r>
+          </w:p>
+        </w:tc>
+        <w:tc>
+          <w:tcPr>
+            <w:tcW w:type="dxa" w:w="2160"/>
+            <w:tcMar>
+              <w:top w:w="20" w:type="dxa"/>
+              <w:bottom w:w="20" w:type="dxa"/>
+              <w:left w:w="35" w:type="dxa"/>
+              <w:right w:w="35" w:type="dxa"/>
+            </w:tcMar>
+          </w:tcPr>
+          <w:p>
+            <w:pPr>
+              <w:jc w:val="center"/>
+            </w:pPr>
+            <w:r>
+              <w:rPr>
+                <w:sz w:val="15"/>
+              </w:rPr>
+              <w:t>310.12 Puan</w:t>
+            </w:r>
+          </w:p>
+        </w:tc>
+        <w:tc>
+          <w:tcPr>
+            <w:tcW w:type="dxa" w:w="2160"/>
+            <w:tcMar>
+              <w:top w:w="20" w:type="dxa"/>
+              <w:bottom w:w="20" w:type="dxa"/>
+              <w:left w:w="35" w:type="dxa"/>
+              <w:right w:w="35" w:type="dxa"/>
+            </w:tcMar>
+            <w:shd w:fill="E8F8F5"/>
+          </w:tcPr>
+          <w:p>
+            <w:pPr>
+              <w:jc w:val="center"/>
+            </w:pPr>
+            <w:r>
+              <w:rPr>
+                <w:b/>
+                <w:sz w:val="15"/>
+              </w:rPr>
+              <w:t>+56.59 Puan</w:t>
+            </w:r>
+          </w:p>
+        </w:tc>
+        <w:tc>
+          <w:tcPr>
+            <w:tcW w:type="dxa" w:w="2160"/>
+            <w:tcMar>
+              <w:top w:w="20" w:type="dxa"/>
+              <w:bottom w:w="20" w:type="dxa"/>
+              <w:left w:w="35" w:type="dxa"/>
+              <w:right w:w="35" w:type="dxa"/>
+            </w:tcMar>
+          </w:tcPr>
+          <w:p>
+            <w:pPr>
+              <w:jc w:val="center"/>
+            </w:pPr>
+            <w:r>
+              <w:rPr>
+                <w:sz w:val="15"/>
+              </w:rPr>
+              <w:t>Belirgin Puan Artışı</w:t>
+            </w:r>
+          </w:p>
+        </w:tc>
+      </w:tr>
+      <w:tr>
+        <w:tc>
+          <w:tcPr>
+            <w:tcW w:type="dxa" w:w="2160"/>
+            <w:tcMar>
+              <w:top w:w="20" w:type="dxa"/>
+              <w:bottom w:w="20" w:type="dxa"/>
+              <w:left w:w="35" w:type="dxa"/>
+              <w:right w:w="35" w:type="dxa"/>
+            </w:tcMar>
+          </w:tcPr>
+          <w:p>
+            <w:pPr>
+              <w:jc w:val="left"/>
+            </w:pPr>
+            <w:r>
+              <w:rPr>
+                <w:sz w:val="15"/>
+              </w:rPr>
+              <w:t>Sınıf Derecesi</w:t>
+            </w:r>
+          </w:p>
+        </w:tc>
+        <w:tc>
+          <w:tcPr>
+            <w:tcW w:type="dxa" w:w="2160"/>
+            <w:tcMar>
+              <w:top w:w="20" w:type="dxa"/>
+              <w:bottom w:w="20" w:type="dxa"/>
+              <w:left w:w="35" w:type="dxa"/>
+              <w:right w:w="35" w:type="dxa"/>
+            </w:tcMar>
+          </w:tcPr>
+          <w:p>
+            <w:pPr>
+              <w:jc w:val="center"/>
+            </w:pPr>
+            <w:r>
+              <w:rPr>
+                <w:sz w:val="15"/>
+              </w:rPr>
+              <w:t>21. Sıra / 27</w:t>
+            </w:r>
+          </w:p>
+        </w:tc>
+        <w:tc>
+          <w:tcPr>
+            <w:tcW w:type="dxa" w:w="2160"/>
+            <w:tcMar>
+              <w:top w:w="20" w:type="dxa"/>
+              <w:bottom w:w="20" w:type="dxa"/>
+              <w:left w:w="35" w:type="dxa"/>
+              <w:right w:w="35" w:type="dxa"/>
+            </w:tcMar>
+          </w:tcPr>
+          <w:p>
+            <w:pPr>
+              <w:jc w:val="center"/>
+            </w:pPr>
+            <w:r>
+              <w:rPr>
+                <w:sz w:val="15"/>
+              </w:rPr>
+              <w:t>18. Sıra / 28</w:t>
+            </w:r>
+          </w:p>
+        </w:tc>
+        <w:tc>
+          <w:tcPr>
+            <w:tcW w:type="dxa" w:w="2160"/>
+            <w:tcMar>
+              <w:top w:w="20" w:type="dxa"/>
+              <w:bottom w:w="20" w:type="dxa"/>
+              <w:left w:w="35" w:type="dxa"/>
+              <w:right w:w="35" w:type="dxa"/>
+            </w:tcMar>
+            <w:shd w:fill="E8F8F5"/>
+          </w:tcPr>
+          <w:p>
+            <w:pPr>
+              <w:jc w:val="center"/>
+            </w:pPr>
+            <w:r>
+              <w:rPr>
+                <w:b/>
+                <w:sz w:val="15"/>
+              </w:rPr>
+              <w:t>+3 Sıra Yükseldi</w:t>
+            </w:r>
+          </w:p>
+        </w:tc>
+        <w:tc>
+          <w:tcPr>
+            <w:tcW w:type="dxa" w:w="2160"/>
+            <w:tcMar>
+              <w:top w:w="20" w:type="dxa"/>
+              <w:bottom w:w="20" w:type="dxa"/>
+              <w:left w:w="35" w:type="dxa"/>
+              <w:right w:w="35" w:type="dxa"/>
+            </w:tcMar>
+          </w:tcPr>
+          <w:p>
+            <w:pPr>
+              <w:jc w:val="center"/>
+            </w:pPr>
+            <w:r>
+              <w:rPr>
+                <w:sz w:val="15"/>
+              </w:rPr>
+              <w:t>Sınıf İçi Başarı</w:t>
+            </w:r>
+          </w:p>
+        </w:tc>
+      </w:tr>
+      <w:tr>
+        <w:tc>
+          <w:tcPr>
+            <w:tcW w:type="dxa" w:w="2160"/>
+            <w:tcMar>
+              <w:top w:w="20" w:type="dxa"/>
+              <w:bottom w:w="20" w:type="dxa"/>
+              <w:left w:w="35" w:type="dxa"/>
+              <w:right w:w="35" w:type="dxa"/>
+            </w:tcMar>
+          </w:tcPr>
+          <w:p>
+            <w:pPr>
+              <w:jc w:val="left"/>
+            </w:pPr>
+            <w:r>
+              <w:rPr>
+                <w:sz w:val="15"/>
+              </w:rPr>
+              <w:t>Okul Derecesi</w:t>
+            </w:r>
+          </w:p>
+        </w:tc>
+        <w:tc>
+          <w:tcPr>
+            <w:tcW w:type="dxa" w:w="2160"/>
+            <w:tcMar>
+              <w:top w:w="20" w:type="dxa"/>
+              <w:bottom w:w="20" w:type="dxa"/>
+              <w:left w:w="35" w:type="dxa"/>
+              <w:right w:w="35" w:type="dxa"/>
+            </w:tcMar>
+          </w:tcPr>
+          <w:p>
+            <w:pPr>
+              <w:jc w:val="center"/>
+            </w:pPr>
+            <w:r>
+              <w:rPr>
+                <w:sz w:val="15"/>
+              </w:rPr>
+              <w:t>74. Sıra / 110</w:t>
+            </w:r>
+          </w:p>
+        </w:tc>
+        <w:tc>
+          <w:tcPr>
+            <w:tcW w:type="dxa" w:w="2160"/>
+            <w:tcMar>
+              <w:top w:w="20" w:type="dxa"/>
+              <w:bottom w:w="20" w:type="dxa"/>
+              <w:left w:w="35" w:type="dxa"/>
+              <w:right w:w="35" w:type="dxa"/>
+            </w:tcMar>
+          </w:tcPr>
+          <w:p>
+            <w:pPr>
+              <w:jc w:val="center"/>
+            </w:pPr>
+            <w:r>
+              <w:rPr>
+                <w:sz w:val="15"/>
+              </w:rPr>
+              <w:t>35. Sıra / 56</w:t>
+            </w:r>
+          </w:p>
+        </w:tc>
+        <w:tc>
+          <w:tcPr>
+            <w:tcW w:type="dxa" w:w="2160"/>
+            <w:tcMar>
+              <w:top w:w="20" w:type="dxa"/>
+              <w:bottom w:w="20" w:type="dxa"/>
+              <w:left w:w="35" w:type="dxa"/>
+              <w:right w:w="35" w:type="dxa"/>
+            </w:tcMar>
+            <w:shd w:fill="E8F8F5"/>
+          </w:tcPr>
+          <w:p>
+            <w:pPr>
+              <w:jc w:val="center"/>
+            </w:pPr>
+            <w:r>
+              <w:rPr>
+                <w:b/>
+                <w:sz w:val="15"/>
+              </w:rPr>
+              <w:t>+39 Sıra Yükseldi</w:t>
+            </w:r>
+          </w:p>
+        </w:tc>
+        <w:tc>
+          <w:tcPr>
+            <w:tcW w:type="dxa" w:w="2160"/>
+            <w:tcMar>
+              <w:top w:w="20" w:type="dxa"/>
+              <w:bottom w:w="20" w:type="dxa"/>
+              <w:left w:w="35" w:type="dxa"/>
+              <w:right w:w="35" w:type="dxa"/>
+            </w:tcMar>
+          </w:tcPr>
+          <w:p>
+            <w:pPr>
+              <w:jc w:val="center"/>
+            </w:pPr>
+            <w:r>
+              <w:rPr>
+                <w:sz w:val="15"/>
+              </w:rPr>
+              <w:t>Okul İçi Başarı</w:t>
             </w:r>
           </w:p>
         </w:tc>
@@ -1535,9 +2157,569 @@
         <w:rPr>
           <w:b/>
           <w:color w:val="006666"/>
+          <w:sz w:val="16"/>
+        </w:rPr>
+        <w:t>Branş Bazlı Net Değişim Tablosu:</w:t>
+      </w:r>
+    </w:p>
+    <w:tbl>
+      <w:tblPr>
+        <w:tblW w:type="auto" w:w="0"/>
+        <w:jc w:val="center"/>
+        <w:tblLook w:firstColumn="1" w:firstRow="1" w:lastColumn="0" w:lastRow="0" w:noHBand="0" w:noVBand="1" w:val="04A0"/>
+        <w:tblBorders>
+          <w:top w:val="single" w:sz="4" w:space="0" w:color="B0C4DE"/>
+          <w:left w:val="single" w:sz="4" w:space="0" w:color="B0C4DE"/>
+          <w:bottom w:val="single" w:sz="4" w:space="0" w:color="B0C4DE"/>
+          <w:right w:val="single" w:sz="4" w:space="0" w:color="B0C4DE"/>
+          <w:insideH w:val="single" w:sz="4" w:space="0" w:color="B0C4DE"/>
+          <w:insideV w:val="single" w:sz="4" w:space="0" w:color="B0C4DE"/>
+        </w:tblBorders>
+      </w:tblPr>
+      <w:tblGrid>
+        <w:gridCol w:w="1543"/>
+        <w:gridCol w:w="1543"/>
+        <w:gridCol w:w="1543"/>
+        <w:gridCol w:w="1543"/>
+        <w:gridCol w:w="1543"/>
+        <w:gridCol w:w="1543"/>
+        <w:gridCol w:w="1543"/>
+      </w:tblGrid>
+      <w:tr>
+        <w:tc>
+          <w:tcPr>
+            <w:tcW w:type="dxa" w:w="1543"/>
+            <w:shd w:fill="1F497D"/>
+            <w:tcMar>
+              <w:top w:w="20" w:type="dxa"/>
+              <w:bottom w:w="20" w:type="dxa"/>
+              <w:left w:w="30" w:type="dxa"/>
+              <w:right w:w="30" w:type="dxa"/>
+            </w:tcMar>
+          </w:tcPr>
+          <w:p>
+            <w:pPr>
+              <w:jc w:val="center"/>
+            </w:pPr>
+            <w:r>
+              <w:rPr>
+                <w:b/>
+                <w:color w:val="FFFFFF"/>
+                <w:sz w:val="15"/>
+              </w:rPr>
+              <w:t>Deneme Sınavı</w:t>
+            </w:r>
+          </w:p>
+        </w:tc>
+        <w:tc>
+          <w:tcPr>
+            <w:tcW w:type="dxa" w:w="1543"/>
+            <w:shd w:fill="1F497D"/>
+            <w:tcMar>
+              <w:top w:w="20" w:type="dxa"/>
+              <w:bottom w:w="20" w:type="dxa"/>
+              <w:left w:w="30" w:type="dxa"/>
+              <w:right w:w="30" w:type="dxa"/>
+            </w:tcMar>
+          </w:tcPr>
+          <w:p>
+            <w:pPr>
+              <w:jc w:val="center"/>
+            </w:pPr>
+            <w:r>
+              <w:rPr>
+                <w:b/>
+                <w:color w:val="FFFFFF"/>
+                <w:sz w:val="15"/>
+              </w:rPr>
+              <w:t>Türkçe</w:t>
+            </w:r>
+          </w:p>
+        </w:tc>
+        <w:tc>
+          <w:tcPr>
+            <w:tcW w:type="dxa" w:w="1543"/>
+            <w:shd w:fill="1F497D"/>
+            <w:tcMar>
+              <w:top w:w="20" w:type="dxa"/>
+              <w:bottom w:w="20" w:type="dxa"/>
+              <w:left w:w="30" w:type="dxa"/>
+              <w:right w:w="30" w:type="dxa"/>
+            </w:tcMar>
+          </w:tcPr>
+          <w:p>
+            <w:pPr>
+              <w:jc w:val="center"/>
+            </w:pPr>
+            <w:r>
+              <w:rPr>
+                <w:b/>
+                <w:color w:val="FFFFFF"/>
+                <w:sz w:val="15"/>
+              </w:rPr>
+              <w:t>İnkılap</w:t>
+            </w:r>
+          </w:p>
+        </w:tc>
+        <w:tc>
+          <w:tcPr>
+            <w:tcW w:type="dxa" w:w="1543"/>
+            <w:shd w:fill="1F497D"/>
+            <w:tcMar>
+              <w:top w:w="20" w:type="dxa"/>
+              <w:bottom w:w="20" w:type="dxa"/>
+              <w:left w:w="30" w:type="dxa"/>
+              <w:right w:w="30" w:type="dxa"/>
+            </w:tcMar>
+          </w:tcPr>
+          <w:p>
+            <w:pPr>
+              <w:jc w:val="center"/>
+            </w:pPr>
+            <w:r>
+              <w:rPr>
+                <w:b/>
+                <w:color w:val="FFFFFF"/>
+                <w:sz w:val="15"/>
+              </w:rPr>
+              <w:t>Din Kül.</w:t>
+            </w:r>
+          </w:p>
+        </w:tc>
+        <w:tc>
+          <w:tcPr>
+            <w:tcW w:type="dxa" w:w="1543"/>
+            <w:shd w:fill="1F497D"/>
+            <w:tcMar>
+              <w:top w:w="20" w:type="dxa"/>
+              <w:bottom w:w="20" w:type="dxa"/>
+              <w:left w:w="30" w:type="dxa"/>
+              <w:right w:w="30" w:type="dxa"/>
+            </w:tcMar>
+          </w:tcPr>
+          <w:p>
+            <w:pPr>
+              <w:jc w:val="center"/>
+            </w:pPr>
+            <w:r>
+              <w:rPr>
+                <w:b/>
+                <w:color w:val="FFFFFF"/>
+                <w:sz w:val="15"/>
+              </w:rPr>
+              <w:t>İngilizce</w:t>
+            </w:r>
+          </w:p>
+        </w:tc>
+        <w:tc>
+          <w:tcPr>
+            <w:tcW w:type="dxa" w:w="1543"/>
+            <w:shd w:fill="1F497D"/>
+            <w:tcMar>
+              <w:top w:w="20" w:type="dxa"/>
+              <w:bottom w:w="20" w:type="dxa"/>
+              <w:left w:w="30" w:type="dxa"/>
+              <w:right w:w="30" w:type="dxa"/>
+            </w:tcMar>
+          </w:tcPr>
+          <w:p>
+            <w:pPr>
+              <w:jc w:val="center"/>
+            </w:pPr>
+            <w:r>
+              <w:rPr>
+                <w:b/>
+                <w:color w:val="FFFFFF"/>
+                <w:sz w:val="15"/>
+              </w:rPr>
+              <w:t>Matematik</w:t>
+            </w:r>
+          </w:p>
+        </w:tc>
+        <w:tc>
+          <w:tcPr>
+            <w:tcW w:type="dxa" w:w="1543"/>
+            <w:shd w:fill="1F497D"/>
+            <w:tcMar>
+              <w:top w:w="20" w:type="dxa"/>
+              <w:bottom w:w="20" w:type="dxa"/>
+              <w:left w:w="30" w:type="dxa"/>
+              <w:right w:w="30" w:type="dxa"/>
+            </w:tcMar>
+          </w:tcPr>
+          <w:p>
+            <w:pPr>
+              <w:jc w:val="center"/>
+            </w:pPr>
+            <w:r>
+              <w:rPr>
+                <w:b/>
+                <w:color w:val="FFFFFF"/>
+                <w:sz w:val="15"/>
+              </w:rPr>
+              <w:t>Fen Bil.</w:t>
+            </w:r>
+          </w:p>
+        </w:tc>
+      </w:tr>
+      <w:tr>
+        <w:tc>
+          <w:tcPr>
+            <w:tcW w:type="dxa" w:w="1543"/>
+            <w:tcMar>
+              <w:top w:w="15" w:type="dxa"/>
+              <w:bottom w:w="15" w:type="dxa"/>
+              <w:left w:w="25" w:type="dxa"/>
+              <w:right w:w="25" w:type="dxa"/>
+            </w:tcMar>
+          </w:tcPr>
+          <w:p>
+            <w:pPr>
+              <w:jc w:val="center"/>
+            </w:pPr>
+            <w:r>
+              <w:rPr>
+                <w:sz w:val="15"/>
+              </w:rPr>
+              <w:t>1. PARAF LGS 1</w:t>
+            </w:r>
+          </w:p>
+        </w:tc>
+        <w:tc>
+          <w:tcPr>
+            <w:tcW w:type="dxa" w:w="1543"/>
+            <w:tcMar>
+              <w:top w:w="15" w:type="dxa"/>
+              <w:bottom w:w="15" w:type="dxa"/>
+              <w:left w:w="25" w:type="dxa"/>
+              <w:right w:w="25" w:type="dxa"/>
+            </w:tcMar>
+          </w:tcPr>
+          <w:p>
+            <w:pPr>
+              <w:jc w:val="center"/>
+            </w:pPr>
+            <w:r>
+              <w:rPr>
+                <w:sz w:val="15"/>
+              </w:rPr>
+              <w:t>9.67</w:t>
+            </w:r>
+          </w:p>
+        </w:tc>
+        <w:tc>
+          <w:tcPr>
+            <w:tcW w:type="dxa" w:w="1543"/>
+            <w:tcMar>
+              <w:top w:w="15" w:type="dxa"/>
+              <w:bottom w:w="15" w:type="dxa"/>
+              <w:left w:w="25" w:type="dxa"/>
+              <w:right w:w="25" w:type="dxa"/>
+            </w:tcMar>
+          </w:tcPr>
+          <w:p>
+            <w:pPr>
+              <w:jc w:val="center"/>
+            </w:pPr>
+            <w:r>
+              <w:rPr>
+                <w:sz w:val="15"/>
+              </w:rPr>
+              <w:t>4.00</w:t>
+            </w:r>
+          </w:p>
+        </w:tc>
+        <w:tc>
+          <w:tcPr>
+            <w:tcW w:type="dxa" w:w="1543"/>
+            <w:tcMar>
+              <w:top w:w="15" w:type="dxa"/>
+              <w:bottom w:w="15" w:type="dxa"/>
+              <w:left w:w="25" w:type="dxa"/>
+              <w:right w:w="25" w:type="dxa"/>
+            </w:tcMar>
+          </w:tcPr>
+          <w:p>
+            <w:pPr>
+              <w:jc w:val="center"/>
+            </w:pPr>
+            <w:r>
+              <w:rPr>
+                <w:sz w:val="15"/>
+              </w:rPr>
+              <w:t>6.00</w:t>
+            </w:r>
+          </w:p>
+        </w:tc>
+        <w:tc>
+          <w:tcPr>
+            <w:tcW w:type="dxa" w:w="1543"/>
+            <w:tcMar>
+              <w:top w:w="15" w:type="dxa"/>
+              <w:bottom w:w="15" w:type="dxa"/>
+              <w:left w:w="25" w:type="dxa"/>
+              <w:right w:w="25" w:type="dxa"/>
+            </w:tcMar>
+          </w:tcPr>
+          <w:p>
+            <w:pPr>
+              <w:jc w:val="center"/>
+            </w:pPr>
+            <w:r>
+              <w:rPr>
+                <w:sz w:val="15"/>
+              </w:rPr>
+              <w:t>-1.33</w:t>
+            </w:r>
+          </w:p>
+        </w:tc>
+        <w:tc>
+          <w:tcPr>
+            <w:tcW w:type="dxa" w:w="1543"/>
+            <w:tcMar>
+              <w:top w:w="15" w:type="dxa"/>
+              <w:bottom w:w="15" w:type="dxa"/>
+              <w:left w:w="25" w:type="dxa"/>
+              <w:right w:w="25" w:type="dxa"/>
+            </w:tcMar>
+          </w:tcPr>
+          <w:p>
+            <w:pPr>
+              <w:jc w:val="center"/>
+            </w:pPr>
+            <w:r>
+              <w:rPr>
+                <w:sz w:val="15"/>
+              </w:rPr>
+              <w:t>2.00</w:t>
+            </w:r>
+          </w:p>
+        </w:tc>
+        <w:tc>
+          <w:tcPr>
+            <w:tcW w:type="dxa" w:w="1543"/>
+            <w:tcMar>
+              <w:top w:w="15" w:type="dxa"/>
+              <w:bottom w:w="15" w:type="dxa"/>
+              <w:left w:w="25" w:type="dxa"/>
+              <w:right w:w="25" w:type="dxa"/>
+            </w:tcMar>
+          </w:tcPr>
+          <w:p>
+            <w:pPr>
+              <w:jc w:val="center"/>
+            </w:pPr>
+            <w:r>
+              <w:rPr>
+                <w:sz w:val="15"/>
+              </w:rPr>
+              <w:t>1.33</w:t>
+            </w:r>
+          </w:p>
+        </w:tc>
+      </w:tr>
+      <w:tr>
+        <w:tc>
+          <w:tcPr>
+            <w:tcW w:type="dxa" w:w="1543"/>
+            <w:tcMar>
+              <w:top w:w="15" w:type="dxa"/>
+              <w:bottom w:w="15" w:type="dxa"/>
+              <w:left w:w="25" w:type="dxa"/>
+              <w:right w:w="25" w:type="dxa"/>
+            </w:tcMar>
+          </w:tcPr>
+          <w:p>
+            <w:pPr>
+              <w:jc w:val="center"/>
+            </w:pPr>
+            <w:r>
+              <w:rPr>
+                <w:b/>
+                <w:sz w:val="15"/>
+              </w:rPr>
+              <w:t>Net Farkı (+/-)</w:t>
+            </w:r>
+          </w:p>
+        </w:tc>
+        <w:tc>
+          <w:tcPr>
+            <w:tcW w:type="dxa" w:w="1543"/>
+            <w:tcMar>
+              <w:top w:w="15" w:type="dxa"/>
+              <w:bottom w:w="15" w:type="dxa"/>
+              <w:left w:w="25" w:type="dxa"/>
+              <w:right w:w="25" w:type="dxa"/>
+            </w:tcMar>
+            <w:shd w:fill="E8F8F5"/>
+          </w:tcPr>
+          <w:p>
+            <w:pPr>
+              <w:jc w:val="center"/>
+            </w:pPr>
+            <w:r>
+              <w:rPr>
+                <w:b/>
+                <w:sz w:val="15"/>
+              </w:rPr>
+              <w:t>+7.66</w:t>
+            </w:r>
+          </w:p>
+        </w:tc>
+        <w:tc>
+          <w:tcPr>
+            <w:tcW w:type="dxa" w:w="1543"/>
+            <w:tcMar>
+              <w:top w:w="15" w:type="dxa"/>
+              <w:bottom w:w="15" w:type="dxa"/>
+              <w:left w:w="25" w:type="dxa"/>
+              <w:right w:w="25" w:type="dxa"/>
+            </w:tcMar>
+            <w:shd w:fill="E8F8F5"/>
+          </w:tcPr>
+          <w:p>
+            <w:pPr>
+              <w:jc w:val="center"/>
+            </w:pPr>
+            <w:r>
+              <w:rPr>
+                <w:b/>
+                <w:sz w:val="15"/>
+              </w:rPr>
+              <w:t>+2.67</w:t>
+            </w:r>
+          </w:p>
+        </w:tc>
+        <w:tc>
+          <w:tcPr>
+            <w:tcW w:type="dxa" w:w="1543"/>
+            <w:tcMar>
+              <w:top w:w="15" w:type="dxa"/>
+              <w:bottom w:w="15" w:type="dxa"/>
+              <w:left w:w="25" w:type="dxa"/>
+              <w:right w:w="25" w:type="dxa"/>
+            </w:tcMar>
+            <w:shd w:fill="E8F8F5"/>
+          </w:tcPr>
+          <w:p>
+            <w:pPr>
+              <w:jc w:val="center"/>
+            </w:pPr>
+            <w:r>
+              <w:rPr>
+                <w:b/>
+                <w:sz w:val="15"/>
+              </w:rPr>
+              <w:t>+1.33</w:t>
+            </w:r>
+          </w:p>
+        </w:tc>
+        <w:tc>
+          <w:tcPr>
+            <w:tcW w:type="dxa" w:w="1543"/>
+            <w:tcMar>
+              <w:top w:w="15" w:type="dxa"/>
+              <w:bottom w:w="15" w:type="dxa"/>
+              <w:left w:w="25" w:type="dxa"/>
+              <w:right w:w="25" w:type="dxa"/>
+            </w:tcMar>
+            <w:shd w:fill="E8F8F5"/>
+          </w:tcPr>
+          <w:p>
+            <w:pPr>
+              <w:jc w:val="center"/>
+            </w:pPr>
+            <w:r>
+              <w:rPr>
+                <w:b/>
+                <w:sz w:val="15"/>
+              </w:rPr>
+              <w:t>+2.66</w:t>
+            </w:r>
+          </w:p>
+        </w:tc>
+        <w:tc>
+          <w:tcPr>
+            <w:tcW w:type="dxa" w:w="1543"/>
+            <w:tcMar>
+              <w:top w:w="15" w:type="dxa"/>
+              <w:bottom w:w="15" w:type="dxa"/>
+              <w:left w:w="25" w:type="dxa"/>
+              <w:right w:w="25" w:type="dxa"/>
+            </w:tcMar>
+            <w:shd w:fill="FDEDEC"/>
+          </w:tcPr>
+          <w:p>
+            <w:pPr>
+              <w:jc w:val="center"/>
+            </w:pPr>
+            <w:r>
+              <w:rPr>
+                <w:b/>
+                <w:sz w:val="15"/>
+              </w:rPr>
+              <w:t>-1.00</w:t>
+            </w:r>
+          </w:p>
+        </w:tc>
+        <w:tc>
+          <w:tcPr>
+            <w:tcW w:type="dxa" w:w="1543"/>
+            <w:tcMar>
+              <w:top w:w="15" w:type="dxa"/>
+              <w:bottom w:w="15" w:type="dxa"/>
+              <w:left w:w="25" w:type="dxa"/>
+              <w:right w:w="25" w:type="dxa"/>
+            </w:tcMar>
+            <w:shd w:fill="E8F8F5"/>
+          </w:tcPr>
+          <w:p>
+            <w:pPr>
+              <w:jc w:val="center"/>
+            </w:pPr>
+            <w:r>
+              <w:rPr>
+                <w:b/>
+                <w:sz w:val="15"/>
+              </w:rPr>
+              <w:t>+3.34</w:t>
+            </w:r>
+          </w:p>
+        </w:tc>
+      </w:tr>
+    </w:tbl>
+    <w:p>
+      <w:pPr>
+        <w:spacing w:before="40" w:after="40"/>
+      </w:pPr>
+      <w:r>
+        <w:rPr>
+          <w:b/>
+          <w:color w:val="0E6655"/>
+          <w:sz w:val="16"/>
+        </w:rPr>
+        <w:t xml:space="preserve">⭐ En Yüksek Artış: Türkçe (+7.66 Net)  |  </w:t>
+      </w:r>
+      <w:r>
+        <w:rPr>
+          <w:b/>
+          <w:color w:val="B41414"/>
+          <w:sz w:val="16"/>
+        </w:rPr>
+        <w:t>⚠️ Takip / Müdahale Alanı: Matematik (-1.00 Net)</w:t>
+      </w:r>
+    </w:p>
+    <w:p>
+      <w:pPr>
+        <w:spacing w:before="60" w:after="20"/>
+      </w:pPr>
+      <w:r>
+        <w:rPr>
+          <w:b/>
+          <w:color w:val="006666"/>
           <w:sz w:val="18"/>
         </w:rPr>
-        <w:t>1. GENEL KAZANIM BAŞARI VE EKSİK ENVANTERİ</w:t>
+        <w:t>2. GENEL KAZANIM BAŞARI VE EKSİK ENVANTERİ</w:t>
       </w:r>
     </w:p>
     <w:p>
@@ -1557,7 +2739,7 @@
           <w:color w:val="B41414"/>
           <w:sz w:val="16"/>
         </w:rPr>
-        <w:t>Türkçe: Öznel ve Nesnel Anlatımlı Cümleler, Türkçe: Sebep-Sonuç, Amaç-Sonuç Cümleleri, Türkçe: Soru-Cevap, Türkçe: Nokta, Virgül, Noktalı Virgül, Türkçe: Metin Tamamlama-Metin Oluşturma, İnkılap Tarihi: Uyanan Avrupa ve Sarsılan Osmanlı, İngilizce: Invitation Cards and Letters, İngilizce: Accepting &amp; Refusing an Invitation, İngilizce: Making Simple Inquiries, İngilizce: Understanding Texts on Friendship, İngilizce: Making an Excuse and Apologizing, Matematik: İki Doğal Sayının En Büyük Ortak Bölenini (Ebob) ve En Küçük Ortak Katını (Ekok) Hesaplar, İlgili Problemleri Çözer.</w:t>
+        <w:t>İngilizce: Frıendshıp, İngilizce: The Internet, İngilizce: Tercihleri İfade Etme, Matematik: Çarpanlar ve Katlar, Fen Bilimleri: DNA ve Genetik Kod, Fen Bilimleri: DNA ve Yapısı, Fen Bilimleri: DNA'nı Eşlenmesi</w:t>
       </w:r>
     </w:p>
     <w:p>
@@ -1576,7 +2758,7 @@
         <w:rPr>
           <w:sz w:val="16"/>
         </w:rPr>
-        <w:t>Din Kültürü: 1. Kader ve Kaza İnancı (%33), İngilizce: Some Qualities of a True Friend (%33), Matematik: Verilen Pozitif Tam Sayıların Pozitif Tam Sayı Çarpanlarını Bulur, Pozitif Tam Sayıların Pozitif Tam Sayı Çarpanlarını Üslü İfadelerin Çarpımı Şeklinde Yazar. (%25), Matematik: Verilen İki Doğal Sayının Aralarında Asal Olup Olmadığını Belirler. (%33), Fen Bilimleri: Mevsimlerin Oluşumu (%7)</w:t>
+        <w:t>Matematik: Ebob-Ekok Problemleri (%25), Matematik: Üslü İfadeler (%33), Fen Bilimleri: Mevsimlerin Oluşumu (%30)</w:t>
       </w:r>
     </w:p>
     <w:p>
@@ -1596,7 +2778,7 @@
           <w:color w:val="0E6655"/>
           <w:sz w:val="16"/>
         </w:rPr>
-        <w:t>12 adet kazanımda %100 tam başarı sağlandı.</w:t>
+        <w:t>13 adet kazanımda %100 tam başarı sağlandı.</w:t>
       </w:r>
     </w:p>
     <w:p>
@@ -1609,7 +2791,7 @@
           <w:color w:val="1F497D"/>
           <w:sz w:val="18"/>
         </w:rPr>
-        <w:t>2. TÜM DERSLER İÇİN KİŞİSELLEŞTİRİLMİŞ BRANŞ GELİŞİM REÇETELERİ</w:t>
+        <w:t>3. TÜM DERSLER İÇİN KİŞİSELLEŞTİRİLMİŞ BRANŞ GELİŞİM REÇETELERİ</w:t>
       </w:r>
     </w:p>
     <w:tbl>
@@ -1659,7 +2841,7 @@
                 <w:color w:val="3C3C3C"/>
                 <w:sz w:val="15"/>
               </w:rPr>
-              <w:t>[Net: 1.33 | D: 5 | Y: 11 | B: 4 | Başarı: %6.7]</w:t>
+              <w:t>[Net: 4.67 | D: 7 | Y: 7 | B: 6 | Başarı: %23.3]</w:t>
             </w:r>
           </w:p>
         </w:tc>
@@ -1691,7 +2873,26 @@
               <w:rPr>
                 <w:sz w:val="15"/>
               </w:rPr>
-              <w:t>Mevsimlerin Oluşumu: %7.1 | İklim ve Hava Hareketleri: %66.7</w:t>
+              <w:t>Mevsimlerin Oluşumu: %30.0 | DNA ve Genetik Kod: %0.0 | İklim ve Hava Olayları: %80.0 | DNA ve Yapısı: %0.0 | DNA'nı Eşlenmesi: %0.0</w:t>
+            </w:r>
+          </w:p>
+          <w:p>
+            <w:pPr>
+              <w:spacing w:after="20"/>
+            </w:pPr>
+            <w:r>
+              <w:rPr>
+                <w:b/>
+                <w:color w:val="B41414"/>
+                <w:sz w:val="15"/>
+              </w:rPr>
+              <w:t xml:space="preserve">🔴 Sıfır Çekilen Kazanımlar (%0): </w:t>
+            </w:r>
+            <w:r>
+              <w:rPr>
+                <w:sz w:val="15"/>
+              </w:rPr>
+              <w:t>DNA ve Genetik Kod, DNA ve Yapısı, DNA'nı Eşlenmesi</w:t>
             </w:r>
           </w:p>
           <w:p>
@@ -1710,7 +2911,7 @@
               <w:rPr>
                 <w:sz w:val="15"/>
               </w:rPr>
-              <w:t>Mevsimlerin Oluşumu (%7), İklim ve Hava Hareketleri (%67)</w:t>
+              <w:t>Mevsimlerin Oluşumu (%30), İklim ve Hava Olayları (%80)</w:t>
             </w:r>
           </w:p>
           <w:p>
@@ -1729,7 +2930,7 @@
               <w:rPr>
                 <w:sz w:val="15"/>
               </w:rPr>
-              <w:t>Fen Bilimleri netin: 1.33 (5 Doğru, 11 Yanlış, 4 Boş). Fen Bilimleri dersi öncelikli müdahale alanındır (1.33 Net, 11 Yanlış). Kesin Kural: Emin olmadığın soruları rastgele tahminle işaretleme; bilmediğini boş bırakmak dahi netini hemen yükseltecektir. 'Mevsimlerin Oluşumu' (%7) temel kavramlarını sıfırdan çalış. Haftalık 30 temel seviye kazanım sorusu çöz ve yapamadığın her soruyu öğretmenine sor.</w:t>
+              <w:t>Fen Bilimleri netin: 4.67 (7 Doğru, 7 Yanlış, 6 Boş). Fen Bilimleri dersi öncelikli müdahale alanındır (4.67 Net, 7 Yanlış). Kesin Kural: Emin olmadığın soruları rastgele tahminle işaretleme; bilmediğini boş bırakmak dahi netini hemen yükseltecektir. 'Mevsimlerin Oluşumu' (%30) temel kavramlarını sıfırdan çalış. Haftalık 30 temel seviye kazanım sorusu çöz ve yapamadığın her soruyu öğretmenine sor.</w:t>
             </w:r>
           </w:p>
           <w:p>
@@ -1813,7 +3014,7 @@
                 <w:color w:val="3C3C3C"/>
                 <w:sz w:val="15"/>
               </w:rPr>
-              <w:t>[Net: 2.00 | D: 5 | Y: 9 | B: 6 | Başarı: %10.0]</w:t>
+              <w:t>[Net: 1.00 | D: 4 | Y: 9 | B: 7 | Başarı: %5.0]</w:t>
             </w:r>
           </w:p>
         </w:tc>
@@ -1845,7 +3046,7 @@
               <w:rPr>
                 <w:sz w:val="15"/>
               </w:rPr>
-              <w:t>Çarpanlar ve Katlar / Asal Çarpanlar: %25 | EBOB-EKOK Problemleri: %0 | Üslü İfadeler Temel Kuralları: %50 | Aralarında Asal Sayılar: %33 | Tam Sayı Kuvvetleri (Negatif Üs): %50</w:t>
+              <w:t>Çarpanlar ve Katlar: %0 | Ebob-Ekok Problemleri: %25 | Üslü İfadeler: %33</w:t>
             </w:r>
           </w:p>
           <w:p>
@@ -1864,7 +3065,7 @@
               <w:rPr>
                 <w:sz w:val="15"/>
               </w:rPr>
-              <w:t>EBOB-EKOK Problemleri</w:t>
+              <w:t>Çarpanlar ve Katlar</w:t>
             </w:r>
           </w:p>
           <w:p>
@@ -1883,7 +3084,7 @@
               <w:rPr>
                 <w:sz w:val="15"/>
               </w:rPr>
-              <w:t>Çarpanlar ve Katlar / Asal Çarpanlar (%25), Üslü İfadeler Temel Kuralları (%50), Aralarında Asal Sayılar (%33), Tam Sayı Kuvvetleri (Negatif Üs) (%50)</w:t>
+              <w:t>Ebob-Ekok Problemleri (%25), Üslü İfadeler (%33)</w:t>
             </w:r>
           </w:p>
           <w:p>
@@ -1902,7 +3103,7 @@
               <w:rPr>
                 <w:sz w:val="15"/>
               </w:rPr>
-              <w:t xml:space="preserve">Matematik netin: 2.00 (5 Doğru, 9 Yanlış, 6 Boş). Matematik dersi LGS başarında en kritik sıçrama alanındır (2.00 Net, 9 Yanlış). Stratejik Kural: Bilmediğin soruyu boş bırakmak 0.33 net kazandırır; rastgele tahmin yapmayı derhal bırak! Öncelikle [EBOB-EKOK Problemleri, Çarpanlar ve Katlar / Asal Çarpanlar] konularındaki temel kazanım kavrama testlerini çöz. </w:t>
+              <w:t xml:space="preserve">Matematik netin: 1.00 (4 Doğru, 9 Yanlış, 7 Boş). Matematik dersi LGS başarında en kritik sıçrama alanındır (1.00 Net, 9 Yanlış). Stratejik Kural: Bilmediğin soruyu boş bırakmak 0.33 net kazandırır; rastgele tahmin yapmayı derhal bırak! Öncelikle [Çarpanlar ve Katlar, Ebob-Ekok Problemleri] konularındaki temel kazanım kavrama testlerini çöz. </w:t>
             </w:r>
           </w:p>
           <w:p>
@@ -1986,7 +3187,7 @@
                 <w:color w:val="3C3C3C"/>
                 <w:sz w:val="15"/>
               </w:rPr>
-              <w:t>[Net: 9.67 | D: 12 | Y: 7 | B: 1 | Başarı: %48.4]</w:t>
+              <w:t>[Net: 17.33 | D: 18 | Y: 2 | B: 0 | Başarı: %86.6]</w:t>
             </w:r>
           </w:p>
         </w:tc>
@@ -2018,26 +3219,7 @@
               <w:rPr>
                 <w:sz w:val="15"/>
               </w:rPr>
-              <w:t>8/16 Tam Başarı | Gelişim Alanları: Sözcük ve Sözcük Gruplarında Anlam: %50 | Öznel ve Nesnel Anlatımlı Cümleler: %0 | Tablo ve Grafik Yorumlama: %50 | FİİLİMSİLER: %50</w:t>
-            </w:r>
-          </w:p>
-          <w:p>
-            <w:pPr>
-              <w:spacing w:after="20"/>
-            </w:pPr>
-            <w:r>
-              <w:rPr>
-                <w:b/>
-                <w:color w:val="B41414"/>
-                <w:sz w:val="15"/>
-              </w:rPr>
-              <w:t xml:space="preserve">🔴 Sıfır Çekilen Kazanımlar (%0): </w:t>
-            </w:r>
-            <w:r>
-              <w:rPr>
-                <w:sz w:val="15"/>
-              </w:rPr>
-              <w:t>Öznel ve Nesnel Anlatımlı Cümleler, Sebep-Sonuç, Amaç-Sonuç Cümleleri, Soru-Cevap, Nokta, Virgül, Noktalı Virgül, Metin Tamamlama-Metin Oluşturma</w:t>
+              <w:t>9/16 Tam Başarı | Gelişim Alanları: Sözcükte Anlam: %75 | Fiilimsilerin İşlevi: %67</w:t>
             </w:r>
           </w:p>
           <w:p>
@@ -2056,7 +3238,7 @@
               <w:rPr>
                 <w:sz w:val="15"/>
               </w:rPr>
-              <w:t>Sözcük ve Sözcük Gruplarında Anlam (%50), Tablo ve Grafik Yorumlama (%50), FİİLİMSİLER (%50)</w:t>
+              <w:t>Sözcükte Anlam (%75), Fiilimsilerin İşlevi (%67)</w:t>
             </w:r>
           </w:p>
           <w:p>
@@ -2075,7 +3257,7 @@
               <w:rPr>
                 <w:sz w:val="15"/>
               </w:rPr>
-              <w:t>Türkçe branş netin: 9.67 (12 Doğru, 7 Yanlış, 1 Boş). Türkçe branşında 7 yanlış ciddi bir net kaybına yol açmış (9.67 Net). Acilen sıfır çektiğin [Öznel ve Nesnel Anlatımlı Cümleler, Sebep-Sonuç, Amaç-Sonuç Cümleleri, Soru-Cevap] konularını konu fasikülünden çalış. Paragrafı kendi yorumunla değil metindeki kanıtla çöz; günde 20 paragraf + 10 dil bilgisi çöz.</w:t>
+              <w:t>Türkçe branş netin: 17.33 (18 Doğru, 2 Yanlış, 0 Boş). Okuduğunu anlama, çıkarım ve muhakeme gücün çok yüksek. Kısmi kayıp yaşadığın [Sözcükte Anlam (%75), Fiilimsilerin İşlevi (%67)] alanlarını gözden geçirerek 20'de 20 full hedefini yakala.</w:t>
             </w:r>
           </w:p>
           <w:p>
@@ -2088,20 +3270,20 @@
                 <w:color w:val="C0392B"/>
                 <w:sz w:val="15"/>
               </w:rPr>
-              <w:t xml:space="preserve">📺 Önerilen YouTube Desteği (Orta Seviye): </w:t>
+              <w:t xml:space="preserve">📺 Önerilen YouTube Desteği (İleri Düzey (Şampiyon)): </w:t>
             </w:r>
             <w:r>
               <w:rPr>
                 <w:b/>
                 <w:sz w:val="15"/>
               </w:rPr>
-              <w:t xml:space="preserve">Kanal: Hız Yayınları veya Ebubekir Hoca ile Türkçe | </w:t>
+              <w:t xml:space="preserve">Kanal: Hız Yayınları veya Ebubekir Hoca | </w:t>
             </w:r>
             <w:r>
               <w:rPr>
                 <w:sz w:val="15"/>
               </w:rPr>
-              <w:t>Odak: Paragraf Taktikleri &amp; Çeldirici Eleme. Taktik: Paragraf sorularında hocanın anahtar kelimeleri ve metin kanıtlarını nasıl çizdiğine dikkat et.</w:t>
+              <w:t>Odak: MEB Çıkmış &amp; Özgün Yeni Nesil Çözümleri. Taktik: İki güçlü çeldirici arasında kaldığında doğru seçeneğe götüren mantık ipuçlarını incele.</w:t>
             </w:r>
           </w:p>
         </w:tc>
@@ -2159,7 +3341,7 @@
                 <w:color w:val="3C3C3C"/>
                 <w:sz w:val="15"/>
               </w:rPr>
-              <w:t>[Net: 4.00 | D: 5 | Y: 3 | B: 2 | Başarı: %40.0]</w:t>
+              <w:t>[Net: 6.67 | D: 7 | Y: 1 | B: 2 | Başarı: %66.7]</w:t>
             </w:r>
           </w:p>
         </w:tc>
@@ -2191,26 +3373,7 @@
               <w:rPr>
                 <w:sz w:val="15"/>
               </w:rPr>
-              <w:t>Mustafa Kemal'in Öğrenim Hayatı: %67 | Uyanan Avrupa ve Sarsılan Osmanlı: %0 | Mustafa Kemal'in Fikir Hayatını Etkileyen Olaylar: %100 | Mustafa Kemal'in Askerlik Hayatı: %67</w:t>
-            </w:r>
-          </w:p>
-          <w:p>
-            <w:pPr>
-              <w:spacing w:after="20"/>
-            </w:pPr>
-            <w:r>
-              <w:rPr>
-                <w:b/>
-                <w:color w:val="B41414"/>
-                <w:sz w:val="15"/>
-              </w:rPr>
-              <w:t xml:space="preserve">🔴 Sıfır Çekilen Kazanımlar (%0): </w:t>
-            </w:r>
-            <w:r>
-              <w:rPr>
-                <w:sz w:val="15"/>
-              </w:rPr>
-              <w:t>Uyanan Avrupa ve Sarsılan Osmanlı</w:t>
+              <w:t>20. Yüzyıl Başlarında Osmanlı: %67 | M. Kemal'in Fikir Hayatını Etkileyen Olay ve Kişiler: %50 | M. Kemal'in Çocukluk Dönemi ve Öğrenim Hayatı: %100 | M. Kemal'İn Askerlik Hayatı: %50</w:t>
             </w:r>
           </w:p>
           <w:p>
@@ -2229,7 +3392,7 @@
               <w:rPr>
                 <w:sz w:val="15"/>
               </w:rPr>
-              <w:t>Mustafa Kemal'in Öğrenim Hayatı (%67), Mustafa Kemal'in Askerlik Hayatı (%67)</w:t>
+              <w:t>20. Yüzyıl Başlarında Osmanlı (%67), M. Kemal'in Fikir Hayatını Etkileyen Olay ve Kişiler (%50), M. Kemal'İn Askerlik Hayatı (%50)</w:t>
             </w:r>
           </w:p>
           <w:p>
@@ -2248,7 +3411,7 @@
               <w:rPr>
                 <w:sz w:val="15"/>
               </w:rPr>
-              <w:t>İnkılap Tarihi netin: 4.00 (5 Doğru, 3 Yanlış, 2 Boş). Hedeflenen seviyenin altında kalındı (4.00 Net). Sıfır çektiğin [Uyanan Avrupa ve Sarsılan Osmanlı] konusundaki kavram haritalarını çalış. Pekiştirilmesi gereken [Mustafa Kemal'in Öğrenim Hayatı (%67), Mustafa Kemal'in Askerlik Hayatı (%67)] konularında kronoloji tablosu çıkar. Sorularda 'Yalnızca bu bilgiye göre' köklerine dikkat et; metne sadık kal. Haftalık 25 soru çöz.</w:t>
+              <w:t>İnkılap Tarihi netin: 6.67 (7 Doğru, 1 Yanlış, 2 Boş). Hedeflenen seviyenin altında kalındı (6.67 Net). Pekiştirilmesi gereken [20. Yüzyıl Başlarında Osmanlı (%67), M. Kemal'in Fikir Hayatını Etkileyen Olay ve Kişiler (%50), M. Kemal'İn Askerlik Hayatı (%50)] konularında kronoloji tablosu çıkar. Sorularda 'Yalnızca bu bilgiye göre' köklerine dikkat et; metne sadık kal. Haftalık 25 soru çöz.</w:t>
             </w:r>
           </w:p>
           <w:p>
@@ -2261,7 +3424,7 @@
                 <w:color w:val="C0392B"/>
                 <w:sz w:val="15"/>
               </w:rPr>
-              <w:t xml:space="preserve">📺 Önerilen YouTube Desteği (Temel Seviye): </w:t>
+              <w:t xml:space="preserve">📺 Önerilen YouTube Desteği (Orta Seviye): </w:t>
             </w:r>
             <w:r>
               <w:rPr>
@@ -2274,7 +3437,7 @@
               <w:rPr>
                 <w:sz w:val="15"/>
               </w:rPr>
-              <w:t>Odak: Kronolojik Hikayeleştirme &amp; Kavram Haritaları. Taktik: Mustafa Kemal'in askerlik ve fikir hayatını harita ve kronoloji üzerinden hocayla takip et.</w:t>
+              <w:t>Odak: Soru Çözüm Taktikleri &amp; Neden-Sonuç İlişkisi. Taktik: 'Yalnızca bu bilgiye göre' tarzı sorularda metin dışına çıkmama kuralını pekiştir.</w:t>
             </w:r>
           </w:p>
         </w:tc>
@@ -2332,7 +3495,7 @@
                 <w:color w:val="3C3C3C"/>
                 <w:sz w:val="15"/>
               </w:rPr>
-              <w:t>[Net: 6.00 | D: 7 | Y: 3 | B: 0 | Başarı: %60.0]</w:t>
+              <w:t>[Net: 7.33 | D: 8 | Y: 2 | B: 0 | Başarı: %73.3]</w:t>
             </w:r>
           </w:p>
         </w:tc>
@@ -2364,7 +3527,7 @@
               <w:rPr>
                 <w:sz w:val="15"/>
               </w:rPr>
-              <w:t>Kader ve Kaza İnancı: %33 | İnsanın İradesi ve Kader: %50 | Kader Kavramları (Ömür, Ecel, Rızık, Tevekkül): %100 | Ayet el-Kürsi ve Anlamı: %100 | Hz. Musa (A.S.) ve Mücadelesi: %100</w:t>
+              <w:t>Kaza Ve Kader: %60 | İnsanın Özgürlüğü Ve Sorumluluğu: %100 | Kaderle İlgili Kavramlar: %100</w:t>
             </w:r>
           </w:p>
           <w:p>
@@ -2383,7 +3546,7 @@
               <w:rPr>
                 <w:sz w:val="15"/>
               </w:rPr>
-              <w:t>Kader ve Kaza İnancı (%33), İnsanın İradesi ve Kader (%50)</w:t>
+              <w:t>Kaza Ve Kader (%60)</w:t>
             </w:r>
           </w:p>
           <w:p>
@@ -2402,7 +3565,7 @@
               <w:rPr>
                 <w:sz w:val="15"/>
               </w:rPr>
-              <w:t>Din Kültürü netin: 6.00 (7 Doğru, 3 Yanlış, 0 Boş). Din Kültürü netin (6.00) potansiyelinin altında. Kavram karmaşası yaşanan [Kader ve Kaza İnancı (%33), İnsanın İradesi ve Kader (%50)] alanlarına odaklan. Ömür, ecel, rızık, tevekkül, cüzi/külli irade kavramlarını sözlük kartlarına yazıp ezberle. Ayet-el Kürsi ana fikrine ve yasalara çalış.</w:t>
+              <w:t>Din Kültürü netin: 7.33 (8 Doğru, 2 Yanlış, 0 Boş). Din Kültürü netin (7.33) potansiyelinin altında. Kavram karmaşası yaşanan [Kaza Ve Kader (%60)] alanlarına odaklan. Ömür, ecel, rızık, tevekkül, cüzi/külli irade kavramlarını sözlük kartlarına yazıp ezberle. Ayet-el Kürsi ana fikrine ve yasalara çalış.</w:t>
             </w:r>
           </w:p>
           <w:p>
@@ -2486,7 +3649,7 @@
                 <w:color w:val="3C3C3C"/>
                 <w:sz w:val="15"/>
               </w:rPr>
-              <w:t>[Net: -1.33 | D: 1 | Y: 7 | B: 2 | Başarı: %0.0]</w:t>
+              <w:t>[Net: 1.33 | D: 3 | Y: 5 | B: 2 | Başarı: %13.3]</w:t>
             </w:r>
           </w:p>
         </w:tc>
@@ -2518,7 +3681,7 @@
               <w:rPr>
                 <w:sz w:val="15"/>
               </w:rPr>
-              <w:t>Davet Kartları / Mektupları (Invitation): %0 | Daveti Kabul &amp; Reddetme Kalıpları: %0 | Basit Sorular Sorma (Simple Inquiries): %0 | Friendship Okuduğunu Anlama: %0 | Kişisel Özellikler / Sıfatlar (Qualities): %33 | Mazeret Bildirme ve Özür Dileme: %0</w:t>
+              <w:t>Teklif Yapma, Kabul Etme, Özür Dileme: %50 | Frıendshıp: %0 | The Internet: %0 | Tercihleri İfade Etme: %0 | Soru Cümlesi: %100</w:t>
             </w:r>
           </w:p>
           <w:p>
@@ -2537,7 +3700,7 @@
               <w:rPr>
                 <w:sz w:val="15"/>
               </w:rPr>
-              <w:t>Davet Kartları / Mektupları (Invitation), Daveti Kabul &amp; Reddetme Kalıpları, Basit Sorular Sorma (Simple Inquiries), Friendship Okuduğunu Anlama, Mazeret Bildirme ve Özür Dileme</w:t>
+              <w:t>Frıendshıp, The Internet, Tercihleri İfade Etme</w:t>
             </w:r>
           </w:p>
           <w:p>
@@ -2556,7 +3719,7 @@
               <w:rPr>
                 <w:sz w:val="15"/>
               </w:rPr>
-              <w:t>Kişisel Özellikler / Sıfatlar (Qualities) (%33)</w:t>
+              <w:t>Teklif Yapma, Kabul Etme, Özür Dileme (%50)</w:t>
             </w:r>
           </w:p>
           <w:p>
@@ -2575,7 +3738,7 @@
               <w:rPr>
                 <w:sz w:val="15"/>
               </w:rPr>
-              <w:t>İngilizce branş netin: -1.33 (1 Doğru, 7 Yanlış, 2 Boş). İngilizce branşında -1.33 net ile hedefin gerisinde kalındı. Sıfır çektiğin [Davet Kartları / Mektupları (Invitation), Daveti Kabul &amp; Reddetme Kalıpları, Basit Sorular Sorma (Simple Inquiries), Friendship Okuduğunu Anlama, Mazeret Bildirme ve Özür Dileme] soru kalıplarını tekrar et. Pekiştirilmesi gereken [Kişisel Özellikler / Sıfatlar (Qualities) (%33)] kalıplarını çalış. Davet etme (Would you like...), kabul/ret ve mazeret kalıplarını ve Friendship sıfatlarını her gün 5 kelime kartıyla çalış. Rastgele işaretleme yapma.</w:t>
+              <w:t>İngilizce branş netin: 1.33 (3 Doğru, 5 Yanlış, 2 Boş). İngilizce branşında 1.33 net ile hedefin gerisinde kalındı. Sıfır çektiğin [Frıendshıp, The Internet, Tercihleri İfade Etme] soru kalıplarını tekrar et. Pekiştirilmesi gereken [Teklif Yapma, Kabul Etme, Özür Dileme (%50)] kalıplarını çalış. Davet etme (Would you like...), kabul/ret ve mazeret kalıplarını ve Friendship sıfatlarını her gün 5 kelime kartıyla çalış. Rastgele işaretleme yapma.</w:t>
             </w:r>
           </w:p>
           <w:p>
@@ -2622,7 +3785,7 @@
           <w:color w:val="006666"/>
           <w:sz w:val="18"/>
         </w:rPr>
-        <w:t>3. KİŞİSELLEŞTİRİLMİŞ HEDEFLER VE EYLEM TAKVİMİ</w:t>
+        <w:t>4. KİŞİSELLEŞTİRİLMİŞ HEDEFLER VE EYLEM TAKVİMİ</w:t>
       </w:r>
     </w:p>
     <w:p>
@@ -2641,7 +3804,7 @@
         <w:rPr>
           <w:sz w:val="16"/>
         </w:rPr>
-        <w:t>26.67 Net (İlk hedefli konu tekrarları ve ödev kontrolü sonrası)</w:t>
+        <w:t>42.83 Net (İlk hedefli konu tekrarları ve ödev kontrolü sonrası)</w:t>
       </w:r>
     </w:p>
     <w:p>
@@ -2660,7 +3823,7 @@
         <w:rPr>
           <w:sz w:val="16"/>
         </w:rPr>
-        <w:t>31.67 Net (Ölçülebilir bir sonraki resmi deneme sınavı hedefi)</w:t>
+        <w:t>47.33 Net (Ölçülebilir bir sonraki resmi deneme sınavı hedefi)</w:t>
       </w:r>
     </w:p>
     <w:p>
@@ -2679,7 +3842,7 @@
         <w:rPr>
           <w:sz w:val="16"/>
         </w:rPr>
-        <w:t>Haftalık 210 soru çözümü + Yanlış Defteri (Hata Analizi) tutulması ve kontrolü.</w:t>
+        <w:t>Haftalık 280 soru çözümü + Yanlış Defteri (Hata Analizi) tutulması ve kontrolü.</w:t>
       </w:r>
     </w:p>
     <w:p>
@@ -2698,7 +3861,7 @@
         <w:rPr>
           <w:sz w:val="16"/>
         </w:rPr>
-        <w:t>Acil sınav taktiği: Bilmediğini kesinlikle boş bırakma, temel kavramlar.</w:t>
+        <w:t>Kontrolsüz tahmini durdurma, iki şık arasında kalınca boş bırakma.</w:t>
       </w:r>
     </w:p>
     <w:p>
